--- a/spa/docx/50.content.docx
+++ b/spa/docx/50.content.docx
@@ -214,7 +214,7 @@
         <w:rPr>
           <w:lang w:val="es_ES" w:bidi="es_ES"/>
         </w:rPr>
-        <w:t xml:space="preserve"> Pablo y Timoteo, siervos de Cristo Jesús, a todos los creyentes en Cristo Jesús que están en Filipos, junto con los líderes y diáconos:</w:t>
+        <w:t xml:space="preserve"> Pablo y Timoteo, siervos de Cristo Jesús, escribimos a todos los creyentes en Cristo Jesús que están en Filipos, junto con los líderes y diáconos.</w:t>
       </w:r>
     </w:p>
     <w:p>
@@ -298,7 +298,7 @@
         <w:rPr>
           <w:lang w:val="es_ES" w:bidi="es_ES"/>
         </w:rPr>
-        <w:t xml:space="preserve"> porque han participado en la obra del evangelio desde el primer día hasta hoy.</w:t>
+        <w:t xml:space="preserve"> porque han participado en la obra de las buenas noticias desde el primer día hasta hoy.</w:t>
       </w:r>
     </w:p>
     <w:p>
@@ -319,7 +319,7 @@
         <w:rPr>
           <w:lang w:val="es_ES" w:bidi="es_ES"/>
         </w:rPr>
-        <w:t xml:space="preserve"> Estoy seguro de que Dios, que comenzó esta buena obra en ustedes, la continuará hasta completarla el día en que Cristo Jesús regrese.</w:t>
+        <w:t xml:space="preserve"> Dios comenzó esta buena obra en ustedes. Estoy seguro de que la continuará hasta completarla el día en que Cristo Jesús regrese.</w:t>
       </w:r>
     </w:p>
     <w:p>
@@ -340,7 +340,7 @@
         <w:rPr>
           <w:lang w:val="es_ES" w:bidi="es_ES"/>
         </w:rPr>
-        <w:t xml:space="preserve"> Es justo que yo piense así de todos ustedes, porque los llevo en mi corazón. Tanto en mis cadenas como en la defensa y confirmación del evangelio, todos ustedes participan conmigo de la gracia de Dios.</w:t>
+        <w:t xml:space="preserve"> Es justo que yo piense así de todos ustedes, porque los llevo en mi corazón. Todos ustedes participan conmigo de la gracia de Dios. Participan tanto en mis cadenas como en la defensa y confirmación de las buenas noticias.</w:t>
       </w:r>
     </w:p>
     <w:p>
@@ -382,7 +382,7 @@
         <w:rPr>
           <w:lang w:val="es_ES" w:bidi="es_ES"/>
         </w:rPr>
-        <w:t xml:space="preserve"> En mis oraciones pido que el amor de ustedes abunde cada vez más en conocimiento y en buen juicio,</w:t>
+        <w:t xml:space="preserve"> En mis oraciones pido que el amor de ustedes abunde cada vez más en conocimiento y en buen juicio.</w:t>
       </w:r>
     </w:p>
     <w:p>
@@ -403,7 +403,7 @@
         <w:rPr>
           <w:lang w:val="es_ES" w:bidi="es_ES"/>
         </w:rPr>
-        <w:t xml:space="preserve"> para que puedan discernir lo que es mejor y sean puros e irreprochables hasta el día de Cristo,</w:t>
+        <w:t xml:space="preserve"> Oro así para que puedan discernir lo que es mejor y sean puros e irreprochables hasta el día de Cristo.</w:t>
       </w:r>
     </w:p>
     <w:p>
@@ -424,7 +424,7 @@
         <w:rPr>
           <w:lang w:val="es_ES" w:bidi="es_ES"/>
         </w:rPr>
-        <w:t xml:space="preserve"> y para que estén llenos del fruto de justicia que viene por medio de Jesucristo, todo ello para la gloria y alabanza de Dios.</w:t>
+        <w:t xml:space="preserve"> También oro para que estén llenos del fruto de justicia que viene por medio de Jesucristo, todo ello para la gloria y alabanza de Dios.</w:t>
       </w:r>
     </w:p>
     <w:p>
@@ -445,7 +445,7 @@
         <w:rPr>
           <w:lang w:val="es_ES" w:bidi="es_ES"/>
         </w:rPr>
-        <w:t xml:space="preserve"> Hermanos, quiero que sepan que lo que me ha sucedido ha servido para el avance del evangelio.</w:t>
+        <w:t xml:space="preserve"> Hermanos, quiero que sepan que lo que me ha sucedido ha servido para el avance de las buenas noticias.</w:t>
       </w:r>
     </w:p>
     <w:p>
@@ -529,7 +529,7 @@
         <w:rPr>
           <w:lang w:val="es_ES" w:bidi="es_ES"/>
         </w:rPr>
-        <w:t xml:space="preserve"> Estos últimos lo hacen por amor, sabiendo que Dios me ha puesto para la defensa del evangelio.</w:t>
+        <w:t xml:space="preserve"> Estos últimos lo hacen por amor, sabiendo que Dios me ha puesto para la defensa de las buenas noticias.</w:t>
       </w:r>
     </w:p>
     <w:p>
@@ -571,7 +571,7 @@
         <w:rPr>
           <w:lang w:val="es_ES" w:bidi="es_ES"/>
         </w:rPr>
-        <w:t xml:space="preserve"> ¿Qué importa? De cualquier manera, sea con motivos falsos o sinceros, Cristo es anunciado. Por eso me alegro y me seguiré alegrando,</w:t>
+        <w:t xml:space="preserve"> ¿Qué importa? De cualquier manera, sea con motivos falsos o sinceros, Cristo es anunciado. Por eso me alegro y me seguiré alegrando.</w:t>
       </w:r>
     </w:p>
     <w:p>
@@ -592,7 +592,7 @@
         <w:rPr>
           <w:lang w:val="es_ES" w:bidi="es_ES"/>
         </w:rPr>
-        <w:t xml:space="preserve"> porque sé que, gracias a las oraciones de ustedes y a la ayuda del Espíritu de Jesucristo, esto resultará en mi liberación.</w:t>
+        <w:t xml:space="preserve"> Sé que, gracias a las oraciones de ustedes y a la ayuda del Espíritu de Jesucristo, esto resultará en mi liberación.</w:t>
       </w:r>
     </w:p>
     <w:p>
@@ -613,7 +613,7 @@
         <w:rPr>
           <w:lang w:val="es_ES" w:bidi="es_ES"/>
         </w:rPr>
-        <w:t xml:space="preserve"> Mi gran deseo y esperanza es no avergonzarme de nada, sino que con toda libertad, ahora como siempre, Cristo sea exaltado en mi cuerpo, tanto si vivo como si muero.</w:t>
+        <w:t xml:space="preserve"> Mi gran deseo y esperanza es no avergonzarme de nada. Deseo que con toda libertad, ahora como siempre, Cristo sea exaltado en mi cuerpo, tanto si vivo como si muero.</w:t>
       </w:r>
     </w:p>
     <w:p>
@@ -634,7 +634,7 @@
         <w:rPr>
           <w:lang w:val="es_ES" w:bidi="es_ES"/>
         </w:rPr>
-        <w:t xml:space="preserve"> Porque, para mí, vivir es Cristo y morir es ganancia.</w:t>
+        <w:t xml:space="preserve"> Para mí, vivir es Cristo y morir es ganancia.</w:t>
       </w:r>
     </w:p>
     <w:p>
@@ -760,7 +760,7 @@
         <w:rPr>
           <w:lang w:val="es_ES" w:bidi="es_ES"/>
         </w:rPr>
-        <w:t xml:space="preserve"> Pase lo que pase, vivan de manera digna del evangelio de Cristo. Así, ya sea que vaya a verlos o que solo reciba noticias de ustedes estando ausente, sabré que permanecen firmes en un mismo espíritu, luchando juntos por la fe del evangelio.</w:t>
+        <w:t xml:space="preserve"> Pase lo que pase, vivan de manera digna de las buenas noticias de Cristo. Así sabré que permanecen firmes en un mismo espíritu, luchando juntos por la fe de las buenas noticias. Lo sabré ya sea que vaya a verlos o que solo reciba noticias de ustedes estando ausente.</w:t>
       </w:r>
     </w:p>
     <w:p>
@@ -781,7 +781,7 @@
         <w:rPr>
           <w:lang w:val="es_ES" w:bidi="es_ES"/>
         </w:rPr>
-        <w:t xml:space="preserve"> No se dejen intimidar en nada por sus adversarios, cuya actitud es señal de destrucción para ellos, pero señal de salvación para ustedes, y esto proviene de Dios.</w:t>
+        <w:t xml:space="preserve"> No se dejen intimidar en nada por sus adversarios. Su actitud es señal de destrucción para ellos, pero señal de salvación para ustedes, y esto proviene de Dios.</w:t>
       </w:r>
     </w:p>
     <w:p>
@@ -802,7 +802,7 @@
         <w:rPr>
           <w:lang w:val="es_ES" w:bidi="es_ES"/>
         </w:rPr>
-        <w:t xml:space="preserve"> A ustedes se les ha concedido no solo creer en Cristo, sino también sufrir por él,</w:t>
+        <w:t xml:space="preserve"> A ustedes se les ha concedido no solo creer en Cristo, sino también sufrir por él.</w:t>
       </w:r>
     </w:p>
     <w:p>
@@ -823,7 +823,7 @@
         <w:rPr>
           <w:lang w:val="es_ES" w:bidi="es_ES"/>
         </w:rPr>
-        <w:t xml:space="preserve"> pues ustedes están en la misma lucha que me vieron enfrentar y que ahora saben que sigo enfrentando.</w:t>
+        <w:t xml:space="preserve"> Ustedes están en la misma lucha que me vieron enfrentar y que ahora saben que sigo enfrentando.</w:t>
       </w:r>
     </w:p>
     <w:p>
@@ -860,7 +860,7 @@
         <w:rPr>
           <w:lang w:val="es_ES" w:bidi="es_ES"/>
         </w:rPr>
-        <w:t xml:space="preserve"> Así que, si hay algún estímulo en Cristo, si hay algún consuelo en el amor, si hay alguna comunión en el Espíritu, si hay algún afecto entrañable,</w:t>
+        <w:t xml:space="preserve"> ¿Ustedes han disfrutado de algún estímulo en Cristo, algún consuelo en el amor, alguna comunión en el Espíritu, algún afecto entrañable?</w:t>
       </w:r>
     </w:p>
     <w:p>
@@ -881,7 +881,7 @@
         <w:rPr>
           <w:lang w:val="es_ES" w:bidi="es_ES"/>
         </w:rPr>
-        <w:t xml:space="preserve"> llénenme de alegría teniendo un mismo sentir, un mismo amor, unidos en alma y pensamiento.</w:t>
+        <w:t xml:space="preserve"> Entonces llénenme de alegría teniendo un mismo sentir, un mismo amor, unidos en alma y pensamiento.</w:t>
       </w:r>
     </w:p>
     <w:p>
@@ -944,7 +944,7 @@
         <w:rPr>
           <w:lang w:val="es_ES" w:bidi="es_ES"/>
         </w:rPr>
-        <w:t xml:space="preserve"> Tengan entre ustedes la misma actitud que tuvo Cristo Jesús:</w:t>
+        <w:t xml:space="preserve"> Tengan entre ustedes la misma actitud que tuvo Cristo Jesús.</w:t>
       </w:r>
     </w:p>
     <w:p>
@@ -1007,7 +1007,7 @@
         <w:rPr>
           <w:lang w:val="es_ES" w:bidi="es_ES"/>
         </w:rPr>
-        <w:t xml:space="preserve"> Y al hacerse hombre, se humilló a sí mismo y se hizo obediente hasta la muerte, incluso hasta la muerte en una cruz.</w:t>
+        <w:t xml:space="preserve"> Al hacerse hombre, se humilló a sí mismo. Se hizo obediente hasta la muerte, incluso hasta la muerte en una cruz.</w:t>
       </w:r>
     </w:p>
     <w:p>
@@ -1028,7 +1028,7 @@
         <w:rPr>
           <w:lang w:val="es_ES" w:bidi="es_ES"/>
         </w:rPr>
-        <w:t xml:space="preserve"> Por eso, Dios lo exaltó hasta lo más alto y le dio el nombre que está por encima de todo nombre,</w:t>
+        <w:t xml:space="preserve"> Por eso, Dios lo exaltó hasta lo más alto y le dio el nombre que está por encima de todo nombre.</w:t>
       </w:r>
     </w:p>
     <w:p>
@@ -1049,7 +1049,7 @@
         <w:rPr>
           <w:lang w:val="es_ES" w:bidi="es_ES"/>
         </w:rPr>
-        <w:t xml:space="preserve"> para que ante el nombre de Jesús toda rodilla se doble en el cielo, en la tierra y debajo de la tierra,</w:t>
+        <w:t xml:space="preserve"> Así ante el nombre de Jesús toda rodilla se doblará en el cielo, en la tierra y debajo de la tierra.</w:t>
       </w:r>
     </w:p>
     <w:p>
@@ -1070,7 +1070,7 @@
         <w:rPr>
           <w:lang w:val="es_ES" w:bidi="es_ES"/>
         </w:rPr>
-        <w:t xml:space="preserve"> y toda lengua confiese que Jesucristo es Señor, para la gloria de Dios Padre.</w:t>
+        <w:t xml:space="preserve"> Toda lengua confesará que Jesucristo es Señor, para la gloria de Dios Padre.</w:t>
       </w:r>
     </w:p>
     <w:p>
@@ -1091,7 +1091,7 @@
         <w:rPr>
           <w:lang w:val="es_ES" w:bidi="es_ES"/>
         </w:rPr>
-        <w:t xml:space="preserve"> Queridos hermanos, ustedes siempre han obedecido, no solo cuando estuve con ustedes, sino mucho más ahora que no estoy. Por eso, ocúpense en su salvación con temor y temblor,</w:t>
+        <w:t xml:space="preserve"> Queridos hermanos, ustedes siempre han obedecido, no solo cuando estuve con ustedes, sino mucho más ahora que no estoy. Por eso, ocúpense en su salvación con temor y temblor.</w:t>
       </w:r>
     </w:p>
     <w:p>
@@ -1112,7 +1112,7 @@
         <w:rPr>
           <w:lang w:val="es_ES" w:bidi="es_ES"/>
         </w:rPr>
-        <w:t xml:space="preserve"> porque es Dios quien produce en ustedes tanto el querer como el hacer, según su buena voluntad.</w:t>
+        <w:t xml:space="preserve"> Es Dios quien produce en ustedes tanto el querer como el hacer, según su buena voluntad.</w:t>
       </w:r>
     </w:p>
     <w:p>
@@ -1133,7 +1133,7 @@
         <w:rPr>
           <w:lang w:val="es_ES" w:bidi="es_ES"/>
         </w:rPr>
-        <w:t xml:space="preserve"> Háganlo todo sin quejas ni discusiones,</w:t>
+        <w:t xml:space="preserve"> Háganlo todo sin quejas ni discusiones.</w:t>
       </w:r>
     </w:p>
     <w:p>
@@ -1154,7 +1154,7 @@
         <w:rPr>
           <w:lang w:val="es_ES" w:bidi="es_ES"/>
         </w:rPr>
-        <w:t xml:space="preserve"> para que sean intachables y puros, como hijos de Dios sin mancha en medio de una gente retorcida y perversa. Entre ellos, ustedes brillan como estrellas en el mundo,</w:t>
+        <w:t xml:space="preserve"> Así serán intachables y puros, como hijos de Dios sin mancha en medio de una gente retorcida y perversa. Entre ellos, ustedes brillan como estrellas en el mundo,</w:t>
       </w:r>
     </w:p>
     <w:p>
@@ -1259,7 +1259,7 @@
         <w:rPr>
           <w:lang w:val="es_ES" w:bidi="es_ES"/>
         </w:rPr>
-        <w:t xml:space="preserve"> No tengo a nadie como él que se preocupe de verdad por el bienestar de ustedes,</w:t>
+        <w:t xml:space="preserve"> No tengo a nadie como él que se preocupe de verdad por el bienestar de ustedes.</w:t>
       </w:r>
     </w:p>
     <w:p>
@@ -1280,7 +1280,7 @@
         <w:rPr>
           <w:lang w:val="es_ES" w:bidi="es_ES"/>
         </w:rPr>
-        <w:t xml:space="preserve"> porque todos los demás buscan sus propios intereses y no los de Cristo Jesús.</w:t>
+        <w:t xml:space="preserve"> Todos los demás buscan sus propios intereses y no los de Cristo Jesús.</w:t>
       </w:r>
     </w:p>
     <w:p>
@@ -1301,7 +1301,7 @@
         <w:rPr>
           <w:lang w:val="es_ES" w:bidi="es_ES"/>
         </w:rPr>
-        <w:t xml:space="preserve"> Pero ustedes ya conocen cómo es Timoteo. Como un hijo junto a su padre, ha servido conmigo en la obra del evangelio.</w:t>
+        <w:t xml:space="preserve"> Pero ustedes ya conocen cómo es Timoteo. Como un hijo junto a su padre, ha servido conmigo en la obra de las buenas noticias.</w:t>
       </w:r>
     </w:p>
     <w:p>
@@ -1448,7 +1448,7 @@
         <w:rPr>
           <w:lang w:val="es_ES" w:bidi="es_ES"/>
         </w:rPr>
-        <w:t xml:space="preserve"> Recíbanlo con alegría en el Señor y honren a los que son como él,</w:t>
+        <w:t xml:space="preserve"> Recíbanlo con alegría en el Señor y honren a los que son como él.</w:t>
       </w:r>
     </w:p>
     <w:p>
@@ -1469,7 +1469,7 @@
         <w:rPr>
           <w:lang w:val="es_ES" w:bidi="es_ES"/>
         </w:rPr>
-        <w:t xml:space="preserve"> porque estuvo a punto de morir por la obra de Cristo. Arriesgó su vida para suplir lo que ustedes no podían hacer por mí.</w:t>
+        <w:t xml:space="preserve"> Estuvo a punto de morir por la obra de Cristo. Arriesgó su vida para suplir lo que ustedes no podían hacer por mí.</w:t>
       </w:r>
     </w:p>
     <w:p>
@@ -1527,7 +1527,7 @@
         <w:rPr>
           <w:lang w:val="es_ES" w:bidi="es_ES"/>
         </w:rPr>
-        <w:t xml:space="preserve"> Cuídense de esos perros, cuídense de esos que hacen el mal, cuídense de esos que mutilan el cuerpo.</w:t>
+        <w:t xml:space="preserve"> Cuídense de esos perros, de esos que hacen el mal, de esos que mutilan el cuerpo.</w:t>
       </w:r>
     </w:p>
     <w:p>
@@ -1548,7 +1548,7 @@
         <w:rPr>
           <w:lang w:val="es_ES" w:bidi="es_ES"/>
         </w:rPr>
-        <w:t xml:space="preserve"> Sepan que los verdaderos circuncidados somos nosotros, los que adoramos a Dios por medio del Espíritu y nos gloriamos en Cristo Jesús. Nosotros no ponemos nuestra confianza en esfuerzos humanos.</w:t>
+        <w:t xml:space="preserve"> Sepan que los verdaderos circuncidados somos nosotros, los que adoramos a Dios por medio del Espíritu y nos gloriamos en Cristo Jesús. No ponemos nuestra confianza en esfuerzos humanos.</w:t>
       </w:r>
     </w:p>
     <w:p>
@@ -1569,7 +1569,7 @@
         <w:rPr>
           <w:lang w:val="es_ES" w:bidi="es_ES"/>
         </w:rPr>
-        <w:t xml:space="preserve"> Yo mismo tengo motivos para confiar en mis propios esfuerzos. Si alguien piensa que tiene razones para confiar en esfuerzos humanos, yo tengo más:</w:t>
+        <w:t xml:space="preserve"> Yo mismo tengo motivos para confiar en mis propios esfuerzos. Si alguien piensa que tiene razones para confiar en esfuerzos humanos, yo tengo más.</w:t>
       </w:r>
     </w:p>
     <w:p>
@@ -1590,7 +1590,7 @@
         <w:rPr>
           <w:lang w:val="es_ES" w:bidi="es_ES"/>
         </w:rPr>
-        <w:t xml:space="preserve"> me circuncidaron al octavo día, pertenezco al pueblo de Israel y a la tribu de Benjamín, soy hebreo de hebreos; en cuanto a la ley, fui fariseo;</w:t>
+        <w:t xml:space="preserve"> Me circuncidaron al octavo día. Pertenezco al pueblo de Israel y a la tribu de Benjamín. Soy hebreo de hebreos. En cuanto a la ley, fui fariseo;</w:t>
       </w:r>
     </w:p>
     <w:p>
@@ -1653,7 +1653,7 @@
         <w:rPr>
           <w:lang w:val="es_ES" w:bidi="es_ES"/>
         </w:rPr>
-        <w:t xml:space="preserve"> Más aún, todo lo considero una pérdida comparado con el incomparable valor de conocer a Cristo Jesús, mi Señor. Por él lo he perdido todo y lo considero basura con tal de ganar a Cristo</w:t>
+        <w:t xml:space="preserve"> Más aún, todo lo considero una pérdida comparado con el incomparable valor de conocer a Cristo Jesús, mi Señor. Por él lo he perdido todo. Todo lo considero basura con tal de ganar a Cristo</w:t>
       </w:r>
     </w:p>
     <w:p>
@@ -1674,7 +1674,7 @@
         <w:rPr>
           <w:lang w:val="es_ES" w:bidi="es_ES"/>
         </w:rPr>
-        <w:t xml:space="preserve"> y ser hallado en él, no teniendo mi propia justicia que viene de la ley, sino la que viene por la fe en Cristo, la justicia que viene de Dios y se basa en la fe.</w:t>
+        <w:t xml:space="preserve"> y ser hallado en él. No tengo mi propia justicia que viene de la ley, sino la que viene por la fe en Cristo, la justicia que viene de Dios y se basa en la fe.</w:t>
       </w:r>
     </w:p>
     <w:p>
@@ -1737,7 +1737,7 @@
         <w:rPr>
           <w:lang w:val="es_ES" w:bidi="es_ES"/>
         </w:rPr>
-        <w:t xml:space="preserve"> No quiere decir que ya lo haya alcanzado todo, ni que ya sea perfecto; pero sigo adelante esforzándome por alcanzar aquello para lo cual Cristo Jesús me hizo suyo.</w:t>
+        <w:t xml:space="preserve"> No quiere decir que ya lo haya alcanzado todo, ni que ya sea perfecto. Pero sigo adelante esforzándome por alcanzar aquello para lo cual Cristo Jesús me hizo suyo.</w:t>
       </w:r>
     </w:p>
     <w:p>
@@ -1758,7 +1758,7 @@
         <w:rPr>
           <w:lang w:val="es_ES" w:bidi="es_ES"/>
         </w:rPr>
-        <w:t xml:space="preserve"> Hermanos, no creo haberlo alcanzado todavía. Pero hago una cosa: olvido lo que queda atrás, me esfuerzo por alcanzar lo que está adelante,</w:t>
+        <w:t xml:space="preserve"> Hermanos, no creo haberlo alcanzado todavía. Pero estas cosas hago. Olvido lo que queda atrás, me esfuerzo por alcanzar lo que está adelante,</w:t>
       </w:r>
     </w:p>
     <w:p>
@@ -1779,7 +1779,7 @@
         <w:rPr>
           <w:lang w:val="es_ES" w:bidi="es_ES"/>
         </w:rPr>
-        <w:t xml:space="preserve"> y así sigo adelante hacia la meta, para ganar el premio que Dios ofrece mediante su llamamiento desde lo alto en Cristo Jesús.</w:t>
+        <w:t xml:space="preserve"> y así sigo adelante hacia la meta. Sigo para ganar el premio que Dios ofrece mediante su llamamiento desde lo alto en Cristo Jesús.</w:t>
       </w:r>
     </w:p>
     <w:p>
@@ -1884,7 +1884,7 @@
         <w:rPr>
           <w:lang w:val="es_ES" w:bidi="es_ES"/>
         </w:rPr>
-        <w:t xml:space="preserve"> El fin de ellos es la destrucción. Su dios es su estómago, se enorgullecen de lo que debería avergonzarlos y solo piensan en las cosas terrenales.</w:t>
+        <w:t xml:space="preserve"> El fin de ellos es la destrucción. Su dios es su estómago. Se enorgullecen de lo que debería avergonzarlos y solo piensan en las cosas terrenales.</w:t>
       </w:r>
     </w:p>
     <w:p>
@@ -1963,7 +1963,7 @@
         <w:rPr>
           <w:lang w:val="es_ES" w:bidi="es_ES"/>
         </w:rPr>
-        <w:t xml:space="preserve"> Por eso, queridos hermanos míos, a quienes amo y extraño tanto, ustedes que son mi alegría y mi corona, manténganse firmes en el Señor.</w:t>
+        <w:t xml:space="preserve"> Queridos hermanos míos, los amo y extraño tanto. Ustedes son mi alegría y mi corona. Manténganse firmes en el Señor.</w:t>
       </w:r>
     </w:p>
     <w:p>
@@ -2005,7 +2005,7 @@
         <w:rPr>
           <w:lang w:val="es_ES" w:bidi="es_ES"/>
         </w:rPr>
-        <w:t xml:space="preserve"> Y a ti, mi fiel compañero, te pido que ayudes a estas mujeres, porque han luchado a mi lado en la causa del evangelio junto con Clemente y mis demás colaboradores, cuyos nombres están en el libro de la vida.</w:t>
+        <w:t xml:space="preserve"> Y a ti, mi fiel compañero, te pido que ayudes a estas mujeres. Han luchado a mi lado en la causa de las buenas noticias junto con Clemente y mis demás colaboradores. Sus nombres están en el libro de la vida.</w:t>
       </w:r>
     </w:p>
     <w:p>
@@ -2257,7 +2257,7 @@
         <w:rPr>
           <w:lang w:val="es_ES" w:bidi="es_ES"/>
         </w:rPr>
-        <w:t xml:space="preserve"> Como ustedes bien saben, filipenses, cuando salí de Macedonia al comienzo de la obra del evangelio, ninguna iglesia se involucró en dar y recibir para mi ministerio, excepto ustedes.</w:t>
+        <w:t xml:space="preserve"> Ustedes bien saben, filipenses, qué pasó cuando salí de Macedonia al comienzo de la obra del evangelio. Ninguna iglesia se involucró en dar y recibir para mi ministerio, excepto ustedes.</w:t>
       </w:r>
     </w:p>
     <w:p>
